--- a/Angol nyelvű kérdések a védő prezentációhoz.docx
+++ b/Angol nyelvű kérdések a védő prezentációhoz.docx
@@ -45,20 +45,119 @@
           <w:b/>
           <w:bCs/>
         </w:rPr>
-        <w:t xml:space="preserve"> Q1: What architecture and technologies did you use in the backend?</w:t>
-      </w:r>
-    </w:p>
-    <w:p>
-      <w:r>
-        <w:rPr>
-          <w:b/>
-          <w:bCs/>
-        </w:rPr>
-        <w:t>Answer:</w:t>
-      </w:r>
-      <w:r>
-        <w:br/>
-        <w:t>The backend is built using ASP.NET Core Web API with a layered architecture. It separates concerns into controllers, services, and data models. Entity Framework Core is used for database access, and the application communicates with a MySQL database. Authentication is handled using JWT tokens, which ensures secure communication between the client and the server.</w:t>
+        <w:t xml:space="preserve"> Q1: </w:t>
+      </w:r>
+      <w:proofErr w:type="spellStart"/>
+      <w:r>
+        <w:rPr>
+          <w:b/>
+          <w:bCs/>
+        </w:rPr>
+        <w:t>What</w:t>
+      </w:r>
+      <w:proofErr w:type="spellEnd"/>
+      <w:r>
+        <w:rPr>
+          <w:b/>
+          <w:bCs/>
+        </w:rPr>
+        <w:t xml:space="preserve"> </w:t>
+      </w:r>
+      <w:proofErr w:type="spellStart"/>
+      <w:r>
+        <w:rPr>
+          <w:b/>
+          <w:bCs/>
+        </w:rPr>
+        <w:t>architecture</w:t>
+      </w:r>
+      <w:proofErr w:type="spellEnd"/>
+      <w:r>
+        <w:rPr>
+          <w:b/>
+          <w:bCs/>
+        </w:rPr>
+        <w:t xml:space="preserve"> and </w:t>
+      </w:r>
+      <w:proofErr w:type="spellStart"/>
+      <w:r>
+        <w:rPr>
+          <w:b/>
+          <w:bCs/>
+        </w:rPr>
+        <w:t>technologies</w:t>
+      </w:r>
+      <w:proofErr w:type="spellEnd"/>
+      <w:r>
+        <w:rPr>
+          <w:b/>
+          <w:bCs/>
+        </w:rPr>
+        <w:t xml:space="preserve"> </w:t>
+      </w:r>
+      <w:proofErr w:type="spellStart"/>
+      <w:r>
+        <w:rPr>
+          <w:b/>
+          <w:bCs/>
+        </w:rPr>
+        <w:t>did</w:t>
+      </w:r>
+      <w:proofErr w:type="spellEnd"/>
+      <w:r>
+        <w:rPr>
+          <w:b/>
+          <w:bCs/>
+        </w:rPr>
+        <w:t xml:space="preserve"> </w:t>
+      </w:r>
+      <w:proofErr w:type="spellStart"/>
+      <w:r>
+        <w:rPr>
+          <w:b/>
+          <w:bCs/>
+        </w:rPr>
+        <w:t>you</w:t>
+      </w:r>
+      <w:proofErr w:type="spellEnd"/>
+      <w:r>
+        <w:rPr>
+          <w:b/>
+          <w:bCs/>
+        </w:rPr>
+        <w:t xml:space="preserve"> </w:t>
+      </w:r>
+      <w:proofErr w:type="spellStart"/>
+      <w:r>
+        <w:rPr>
+          <w:b/>
+          <w:bCs/>
+        </w:rPr>
+        <w:t>use</w:t>
+      </w:r>
+      <w:proofErr w:type="spellEnd"/>
+      <w:r>
+        <w:rPr>
+          <w:b/>
+          <w:bCs/>
+        </w:rPr>
+        <w:t xml:space="preserve"> in </w:t>
+      </w:r>
+      <w:proofErr w:type="spellStart"/>
+      <w:r>
+        <w:rPr>
+          <w:b/>
+          <w:bCs/>
+        </w:rPr>
+        <w:t>the</w:t>
+      </w:r>
+      <w:proofErr w:type="spellEnd"/>
+      <w:r>
+        <w:rPr>
+          <w:b/>
+          <w:bCs/>
+        </w:rPr>
+        <w:t xml:space="preserve"> backend?</w:t>
       </w:r>
     </w:p>
     <w:p>
@@ -81,20 +180,103 @@
           <w:b/>
           <w:bCs/>
         </w:rPr>
-        <w:t xml:space="preserve"> Q2: How does authentication work in your system?</w:t>
-      </w:r>
-    </w:p>
-    <w:p>
-      <w:r>
-        <w:rPr>
-          <w:b/>
-          <w:bCs/>
-        </w:rPr>
-        <w:t>Answer:</w:t>
-      </w:r>
-      <w:r>
-        <w:br/>
-        <w:t>Authentication is implemented using JSON Web Tokens (JWT). When a user logs in, the backend validates the credentials and generates a token. This token is then stored on the client side and sent with every request in the Authorization header. The backend verifies the token before allowing access to protected endpoints, ensuring that only authenticated users can access certain features.</w:t>
+        <w:t xml:space="preserve"> Q2: </w:t>
+      </w:r>
+      <w:proofErr w:type="spellStart"/>
+      <w:r>
+        <w:rPr>
+          <w:b/>
+          <w:bCs/>
+        </w:rPr>
+        <w:t>How</w:t>
+      </w:r>
+      <w:proofErr w:type="spellEnd"/>
+      <w:r>
+        <w:rPr>
+          <w:b/>
+          <w:bCs/>
+        </w:rPr>
+        <w:t xml:space="preserve"> </w:t>
+      </w:r>
+      <w:proofErr w:type="spellStart"/>
+      <w:r>
+        <w:rPr>
+          <w:b/>
+          <w:bCs/>
+        </w:rPr>
+        <w:t>does</w:t>
+      </w:r>
+      <w:proofErr w:type="spellEnd"/>
+      <w:r>
+        <w:rPr>
+          <w:b/>
+          <w:bCs/>
+        </w:rPr>
+        <w:t xml:space="preserve"> </w:t>
+      </w:r>
+      <w:proofErr w:type="spellStart"/>
+      <w:r>
+        <w:rPr>
+          <w:b/>
+          <w:bCs/>
+        </w:rPr>
+        <w:t>authentication</w:t>
+      </w:r>
+      <w:proofErr w:type="spellEnd"/>
+      <w:r>
+        <w:rPr>
+          <w:b/>
+          <w:bCs/>
+        </w:rPr>
+        <w:t xml:space="preserve"> </w:t>
+      </w:r>
+      <w:proofErr w:type="spellStart"/>
+      <w:r>
+        <w:rPr>
+          <w:b/>
+          <w:bCs/>
+        </w:rPr>
+        <w:t>work</w:t>
+      </w:r>
+      <w:proofErr w:type="spellEnd"/>
+      <w:r>
+        <w:rPr>
+          <w:b/>
+          <w:bCs/>
+        </w:rPr>
+        <w:t xml:space="preserve"> in </w:t>
+      </w:r>
+      <w:proofErr w:type="spellStart"/>
+      <w:r>
+        <w:rPr>
+          <w:b/>
+          <w:bCs/>
+        </w:rPr>
+        <w:t>your</w:t>
+      </w:r>
+      <w:proofErr w:type="spellEnd"/>
+      <w:r>
+        <w:rPr>
+          <w:b/>
+          <w:bCs/>
+        </w:rPr>
+        <w:t xml:space="preserve"> </w:t>
+      </w:r>
+      <w:proofErr w:type="spellStart"/>
+      <w:r>
+        <w:rPr>
+          <w:b/>
+          <w:bCs/>
+        </w:rPr>
+        <w:t>system</w:t>
+      </w:r>
+      <w:proofErr w:type="spellEnd"/>
+      <w:r>
+        <w:rPr>
+          <w:b/>
+          <w:bCs/>
+        </w:rPr>
+        <w:t>?</w:t>
       </w:r>
     </w:p>
     <w:p>
@@ -117,26 +299,124 @@
           <w:b/>
           <w:bCs/>
         </w:rPr>
-        <w:t xml:space="preserve"> Q3: How do you handle user-related operations in the backend?</w:t>
-      </w:r>
-    </w:p>
-    <w:p>
-      <w:r>
-        <w:rPr>
-          <w:b/>
-          <w:bCs/>
-        </w:rPr>
-        <w:t>Answer:</w:t>
-      </w:r>
-      <w:r>
-        <w:br/>
-        <w:t>User-related operations are handled through the UserController. It provides endpoints for registration, login, and user data retrieval. The system uses DTOs to transfer data between the client and server, which helps separate internal models from external communication. Additionally, services like JwtService handle token generation and validation, making the system modular and maintainable.</w:t>
+        <w:t xml:space="preserve"> Q3: </w:t>
+      </w:r>
+      <w:proofErr w:type="spellStart"/>
+      <w:r>
+        <w:rPr>
+          <w:b/>
+          <w:bCs/>
+        </w:rPr>
+        <w:t>How</w:t>
+      </w:r>
+      <w:proofErr w:type="spellEnd"/>
+      <w:r>
+        <w:rPr>
+          <w:b/>
+          <w:bCs/>
+        </w:rPr>
+        <w:t xml:space="preserve"> </w:t>
+      </w:r>
+      <w:proofErr w:type="spellStart"/>
+      <w:r>
+        <w:rPr>
+          <w:b/>
+          <w:bCs/>
+        </w:rPr>
+        <w:t>do</w:t>
+      </w:r>
+      <w:proofErr w:type="spellEnd"/>
+      <w:r>
+        <w:rPr>
+          <w:b/>
+          <w:bCs/>
+        </w:rPr>
+        <w:t xml:space="preserve"> </w:t>
+      </w:r>
+      <w:proofErr w:type="spellStart"/>
+      <w:r>
+        <w:rPr>
+          <w:b/>
+          <w:bCs/>
+        </w:rPr>
+        <w:t>you</w:t>
+      </w:r>
+      <w:proofErr w:type="spellEnd"/>
+      <w:r>
+        <w:rPr>
+          <w:b/>
+          <w:bCs/>
+        </w:rPr>
+        <w:t xml:space="preserve"> </w:t>
+      </w:r>
+      <w:proofErr w:type="spellStart"/>
+      <w:r>
+        <w:rPr>
+          <w:b/>
+          <w:bCs/>
+        </w:rPr>
+        <w:t>handle</w:t>
+      </w:r>
+      <w:proofErr w:type="spellEnd"/>
+      <w:r>
+        <w:rPr>
+          <w:b/>
+          <w:bCs/>
+        </w:rPr>
+        <w:t xml:space="preserve"> user-</w:t>
+      </w:r>
+      <w:proofErr w:type="spellStart"/>
+      <w:r>
+        <w:rPr>
+          <w:b/>
+          <w:bCs/>
+        </w:rPr>
+        <w:t>related</w:t>
+      </w:r>
+      <w:proofErr w:type="spellEnd"/>
+      <w:r>
+        <w:rPr>
+          <w:b/>
+          <w:bCs/>
+        </w:rPr>
+        <w:t xml:space="preserve"> </w:t>
+      </w:r>
+      <w:proofErr w:type="spellStart"/>
+      <w:r>
+        <w:rPr>
+          <w:b/>
+          <w:bCs/>
+        </w:rPr>
+        <w:t>operations</w:t>
+      </w:r>
+      <w:proofErr w:type="spellEnd"/>
+      <w:r>
+        <w:rPr>
+          <w:b/>
+          <w:bCs/>
+        </w:rPr>
+        <w:t xml:space="preserve"> in </w:t>
+      </w:r>
+      <w:proofErr w:type="spellStart"/>
+      <w:r>
+        <w:rPr>
+          <w:b/>
+          <w:bCs/>
+        </w:rPr>
+        <w:t>the</w:t>
+      </w:r>
+      <w:proofErr w:type="spellEnd"/>
+      <w:r>
+        <w:rPr>
+          <w:b/>
+          <w:bCs/>
+        </w:rPr>
+        <w:t xml:space="preserve"> backend?</w:t>
       </w:r>
     </w:p>
     <w:p/>
     <w:p>
       <w:pPr>
-        <w:pageBreakBefore/>
         <w:rPr>
           <w:b/>
           <w:bCs/>
@@ -148,7 +428,6 @@
           <w:b/>
           <w:bCs/>
         </w:rPr>
-        <w:lastRenderedPageBreak/>
         <w:t>🟢</w:t>
       </w:r>
       <w:r>
@@ -179,20 +458,71 @@
           <w:b/>
           <w:bCs/>
         </w:rPr>
-        <w:t xml:space="preserve"> Q1: How is authentication handled on the frontend?</w:t>
-      </w:r>
-    </w:p>
-    <w:p>
-      <w:r>
-        <w:rPr>
-          <w:b/>
-          <w:bCs/>
-        </w:rPr>
-        <w:t>Answer:</w:t>
-      </w:r>
-      <w:r>
-        <w:br/>
-        <w:t>Authentication on the frontend is managed using a custom AuthProvider with React Context. The logged-in user is stored in localStorage, and the JWT token is used for authenticated requests. The system also checks if the token is expired periodically and logs the user out automatically if needed, ensuring security and session management.</w:t>
+        <w:t xml:space="preserve"> Q1: </w:t>
+      </w:r>
+      <w:proofErr w:type="spellStart"/>
+      <w:r>
+        <w:rPr>
+          <w:b/>
+          <w:bCs/>
+        </w:rPr>
+        <w:t>How</w:t>
+      </w:r>
+      <w:proofErr w:type="spellEnd"/>
+      <w:r>
+        <w:rPr>
+          <w:b/>
+          <w:bCs/>
+        </w:rPr>
+        <w:t xml:space="preserve"> is </w:t>
+      </w:r>
+      <w:proofErr w:type="spellStart"/>
+      <w:r>
+        <w:rPr>
+          <w:b/>
+          <w:bCs/>
+        </w:rPr>
+        <w:t>authentication</w:t>
+      </w:r>
+      <w:proofErr w:type="spellEnd"/>
+      <w:r>
+        <w:rPr>
+          <w:b/>
+          <w:bCs/>
+        </w:rPr>
+        <w:t xml:space="preserve"> </w:t>
+      </w:r>
+      <w:proofErr w:type="spellStart"/>
+      <w:r>
+        <w:rPr>
+          <w:b/>
+          <w:bCs/>
+        </w:rPr>
+        <w:t>handled</w:t>
+      </w:r>
+      <w:proofErr w:type="spellEnd"/>
+      <w:r>
+        <w:rPr>
+          <w:b/>
+          <w:bCs/>
+        </w:rPr>
+        <w:t xml:space="preserve"> on </w:t>
+      </w:r>
+      <w:proofErr w:type="spellStart"/>
+      <w:r>
+        <w:rPr>
+          <w:b/>
+          <w:bCs/>
+        </w:rPr>
+        <w:t>the</w:t>
+      </w:r>
+      <w:proofErr w:type="spellEnd"/>
+      <w:r>
+        <w:rPr>
+          <w:b/>
+          <w:bCs/>
+        </w:rPr>
+        <w:t xml:space="preserve"> frontend?</w:t>
       </w:r>
     </w:p>
     <w:p>
@@ -215,20 +545,119 @@
           <w:b/>
           <w:bCs/>
         </w:rPr>
-        <w:t xml:space="preserve"> Q2: How do you protect routes in your application?</w:t>
-      </w:r>
-    </w:p>
-    <w:p>
-      <w:r>
-        <w:rPr>
-          <w:b/>
-          <w:bCs/>
-        </w:rPr>
-        <w:t>Answer:</w:t>
-      </w:r>
-      <w:r>
-        <w:br/>
-        <w:t>Route protection is implemented using a custom RequireAuth component. It checks whether a user is authenticated before rendering protected pages. If the user is not logged in, they are redirected to the login page. This ensures that only authorized users can access certain parts of the application.</w:t>
+        <w:t xml:space="preserve"> Q2: </w:t>
+      </w:r>
+      <w:proofErr w:type="spellStart"/>
+      <w:r>
+        <w:rPr>
+          <w:b/>
+          <w:bCs/>
+        </w:rPr>
+        <w:t>How</w:t>
+      </w:r>
+      <w:proofErr w:type="spellEnd"/>
+      <w:r>
+        <w:rPr>
+          <w:b/>
+          <w:bCs/>
+        </w:rPr>
+        <w:t xml:space="preserve"> </w:t>
+      </w:r>
+      <w:proofErr w:type="spellStart"/>
+      <w:r>
+        <w:rPr>
+          <w:b/>
+          <w:bCs/>
+        </w:rPr>
+        <w:t>do</w:t>
+      </w:r>
+      <w:proofErr w:type="spellEnd"/>
+      <w:r>
+        <w:rPr>
+          <w:b/>
+          <w:bCs/>
+        </w:rPr>
+        <w:t xml:space="preserve"> </w:t>
+      </w:r>
+      <w:proofErr w:type="spellStart"/>
+      <w:r>
+        <w:rPr>
+          <w:b/>
+          <w:bCs/>
+        </w:rPr>
+        <w:t>you</w:t>
+      </w:r>
+      <w:proofErr w:type="spellEnd"/>
+      <w:r>
+        <w:rPr>
+          <w:b/>
+          <w:bCs/>
+        </w:rPr>
+        <w:t xml:space="preserve"> </w:t>
+      </w:r>
+      <w:proofErr w:type="spellStart"/>
+      <w:r>
+        <w:rPr>
+          <w:b/>
+          <w:bCs/>
+        </w:rPr>
+        <w:t>protect</w:t>
+      </w:r>
+      <w:proofErr w:type="spellEnd"/>
+      <w:r>
+        <w:rPr>
+          <w:b/>
+          <w:bCs/>
+        </w:rPr>
+        <w:t xml:space="preserve"> </w:t>
+      </w:r>
+      <w:proofErr w:type="spellStart"/>
+      <w:r>
+        <w:rPr>
+          <w:b/>
+          <w:bCs/>
+        </w:rPr>
+        <w:t>routes</w:t>
+      </w:r>
+      <w:proofErr w:type="spellEnd"/>
+      <w:r>
+        <w:rPr>
+          <w:b/>
+          <w:bCs/>
+        </w:rPr>
+        <w:t xml:space="preserve"> in </w:t>
+      </w:r>
+      <w:proofErr w:type="spellStart"/>
+      <w:r>
+        <w:rPr>
+          <w:b/>
+          <w:bCs/>
+        </w:rPr>
+        <w:t>your</w:t>
+      </w:r>
+      <w:proofErr w:type="spellEnd"/>
+      <w:r>
+        <w:rPr>
+          <w:b/>
+          <w:bCs/>
+        </w:rPr>
+        <w:t xml:space="preserve"> </w:t>
+      </w:r>
+      <w:proofErr w:type="spellStart"/>
+      <w:r>
+        <w:rPr>
+          <w:b/>
+          <w:bCs/>
+        </w:rPr>
+        <w:t>application</w:t>
+      </w:r>
+      <w:proofErr w:type="spellEnd"/>
+      <w:r>
+        <w:rPr>
+          <w:b/>
+          <w:bCs/>
+        </w:rPr>
+        <w:t>?</w:t>
       </w:r>
     </w:p>
     <w:p>
@@ -251,46 +680,112 @@
           <w:b/>
           <w:bCs/>
         </w:rPr>
-        <w:t xml:space="preserve"> Q3: How does the frontend communicate with the backend?</w:t>
-      </w:r>
-    </w:p>
-    <w:p>
-      <w:r>
-        <w:rPr>
-          <w:b/>
-          <w:bCs/>
-        </w:rPr>
-        <w:t>Answer:</w:t>
-      </w:r>
-      <w:r>
-        <w:br/>
-        <w:t>The frontend communicates with the backend using service files, such as userService and GameService. These services use the fetch API to send HTTP requests. The responses are parsed and handled accordingly, including error handling for cases like unauthorized access or invalid responses.</w:t>
+        <w:t xml:space="preserve"> Q3: </w:t>
+      </w:r>
+      <w:proofErr w:type="spellStart"/>
+      <w:r>
+        <w:rPr>
+          <w:b/>
+          <w:bCs/>
+        </w:rPr>
+        <w:t>How</w:t>
+      </w:r>
+      <w:proofErr w:type="spellEnd"/>
+      <w:r>
+        <w:rPr>
+          <w:b/>
+          <w:bCs/>
+        </w:rPr>
+        <w:t xml:space="preserve"> </w:t>
+      </w:r>
+      <w:proofErr w:type="spellStart"/>
+      <w:r>
+        <w:rPr>
+          <w:b/>
+          <w:bCs/>
+        </w:rPr>
+        <w:t>does</w:t>
+      </w:r>
+      <w:proofErr w:type="spellEnd"/>
+      <w:r>
+        <w:rPr>
+          <w:b/>
+          <w:bCs/>
+        </w:rPr>
+        <w:t xml:space="preserve"> </w:t>
+      </w:r>
+      <w:proofErr w:type="spellStart"/>
+      <w:r>
+        <w:rPr>
+          <w:b/>
+          <w:bCs/>
+        </w:rPr>
+        <w:t>the</w:t>
+      </w:r>
+      <w:proofErr w:type="spellEnd"/>
+      <w:r>
+        <w:rPr>
+          <w:b/>
+          <w:bCs/>
+        </w:rPr>
+        <w:t xml:space="preserve"> frontend </w:t>
+      </w:r>
+      <w:proofErr w:type="spellStart"/>
+      <w:r>
+        <w:rPr>
+          <w:b/>
+          <w:bCs/>
+        </w:rPr>
+        <w:t>communicate</w:t>
+      </w:r>
+      <w:proofErr w:type="spellEnd"/>
+      <w:r>
+        <w:rPr>
+          <w:b/>
+          <w:bCs/>
+        </w:rPr>
+        <w:t xml:space="preserve"> </w:t>
+      </w:r>
+      <w:proofErr w:type="spellStart"/>
+      <w:r>
+        <w:rPr>
+          <w:b/>
+          <w:bCs/>
+        </w:rPr>
+        <w:t>with</w:t>
+      </w:r>
+      <w:proofErr w:type="spellEnd"/>
+      <w:r>
+        <w:rPr>
+          <w:b/>
+          <w:bCs/>
+        </w:rPr>
+        <w:t xml:space="preserve"> </w:t>
+      </w:r>
+      <w:proofErr w:type="spellStart"/>
+      <w:r>
+        <w:rPr>
+          <w:b/>
+          <w:bCs/>
+        </w:rPr>
+        <w:t>the</w:t>
+      </w:r>
+      <w:proofErr w:type="spellEnd"/>
+      <w:r>
+        <w:rPr>
+          <w:b/>
+          <w:bCs/>
+        </w:rPr>
+        <w:t xml:space="preserve"> backend?</w:t>
       </w:r>
     </w:p>
     <w:p>
       <w:pPr>
-        <w:pageBreakBefore/>
         <w:rPr>
           <w:b/>
           <w:bCs/>
         </w:rPr>
       </w:pPr>
-      <w:r>
-        <w:rPr>
-          <w:rFonts w:ascii="Segoe UI Emoji" w:hAnsi="Segoe UI Emoji" w:cs="Segoe UI Emoji"/>
-          <w:b/>
-          <w:bCs/>
-        </w:rPr>
-        <w:lastRenderedPageBreak/>
-        <w:t>🟡</w:t>
-      </w:r>
-      <w:r>
-        <w:rPr>
-          <w:b/>
-          <w:bCs/>
-        </w:rPr>
-        <w:t xml:space="preserve"> DATABASE (MySQL)</w:t>
-      </w:r>
     </w:p>
     <w:p>
       <w:pPr>
@@ -305,27 +800,30 @@
           <w:b/>
           <w:bCs/>
         </w:rPr>
-        <w:t>❓</w:t>
-      </w:r>
-      <w:r>
-        <w:rPr>
-          <w:b/>
-          <w:bCs/>
-        </w:rPr>
-        <w:t xml:space="preserve"> Q1: What is the structure of your database?</w:t>
-      </w:r>
-    </w:p>
-    <w:p>
-      <w:r>
-        <w:rPr>
-          <w:b/>
-          <w:bCs/>
-        </w:rPr>
-        <w:t>Answer:</w:t>
-      </w:r>
-      <w:r>
-        <w:br/>
-        <w:t>The database consists of three main tables: users, games, and user_high_scores. The users table stores user information, including username, password hash, and role. The games table contains available games, and the user_high_scores table connects users and games while storing their high scores.</w:t>
+        <w:t>🟡</w:t>
+      </w:r>
+      <w:r>
+        <w:rPr>
+          <w:b/>
+          <w:bCs/>
+        </w:rPr>
+        <w:t xml:space="preserve"> DATABASE (</w:t>
+      </w:r>
+      <w:proofErr w:type="spellStart"/>
+      <w:r>
+        <w:rPr>
+          <w:b/>
+          <w:bCs/>
+        </w:rPr>
+        <w:t>MySQL</w:t>
+      </w:r>
+      <w:proofErr w:type="spellEnd"/>
+      <w:r>
+        <w:rPr>
+          <w:b/>
+          <w:bCs/>
+        </w:rPr>
+        <w:t>)</w:t>
       </w:r>
     </w:p>
     <w:p>
@@ -348,20 +846,87 @@
           <w:b/>
           <w:bCs/>
         </w:rPr>
-        <w:t xml:space="preserve"> Q2: How are relationships handled in your database?</w:t>
-      </w:r>
-    </w:p>
-    <w:p>
-      <w:r>
-        <w:rPr>
-          <w:b/>
-          <w:bCs/>
-        </w:rPr>
-        <w:t>Answer:</w:t>
-      </w:r>
-      <w:r>
-        <w:br/>
-        <w:t>Relationships are implemented using foreign keys. The user_high_scores table references both the users and games tables. It uses a composite primary key consisting of user_id and game_id, ensuring that each user has only one high score per game.</w:t>
+        <w:t xml:space="preserve"> Q1: </w:t>
+      </w:r>
+      <w:proofErr w:type="spellStart"/>
+      <w:r>
+        <w:rPr>
+          <w:b/>
+          <w:bCs/>
+        </w:rPr>
+        <w:t>What</w:t>
+      </w:r>
+      <w:proofErr w:type="spellEnd"/>
+      <w:r>
+        <w:rPr>
+          <w:b/>
+          <w:bCs/>
+        </w:rPr>
+        <w:t xml:space="preserve"> is </w:t>
+      </w:r>
+      <w:proofErr w:type="spellStart"/>
+      <w:r>
+        <w:rPr>
+          <w:b/>
+          <w:bCs/>
+        </w:rPr>
+        <w:t>the</w:t>
+      </w:r>
+      <w:proofErr w:type="spellEnd"/>
+      <w:r>
+        <w:rPr>
+          <w:b/>
+          <w:bCs/>
+        </w:rPr>
+        <w:t xml:space="preserve"> </w:t>
+      </w:r>
+      <w:proofErr w:type="spellStart"/>
+      <w:r>
+        <w:rPr>
+          <w:b/>
+          <w:bCs/>
+        </w:rPr>
+        <w:t>structure</w:t>
+      </w:r>
+      <w:proofErr w:type="spellEnd"/>
+      <w:r>
+        <w:rPr>
+          <w:b/>
+          <w:bCs/>
+        </w:rPr>
+        <w:t xml:space="preserve"> of </w:t>
+      </w:r>
+      <w:proofErr w:type="spellStart"/>
+      <w:r>
+        <w:rPr>
+          <w:b/>
+          <w:bCs/>
+        </w:rPr>
+        <w:t>your</w:t>
+      </w:r>
+      <w:proofErr w:type="spellEnd"/>
+      <w:r>
+        <w:rPr>
+          <w:b/>
+          <w:bCs/>
+        </w:rPr>
+        <w:t xml:space="preserve"> </w:t>
+      </w:r>
+      <w:proofErr w:type="spellStart"/>
+      <w:r>
+        <w:rPr>
+          <w:b/>
+          <w:bCs/>
+        </w:rPr>
+        <w:t>database</w:t>
+      </w:r>
+      <w:proofErr w:type="spellEnd"/>
+      <w:r>
+        <w:rPr>
+          <w:b/>
+          <w:bCs/>
+        </w:rPr>
+        <w:t>?</w:t>
       </w:r>
     </w:p>
     <w:p>
@@ -384,20 +949,254 @@
           <w:b/>
           <w:bCs/>
         </w:rPr>
-        <w:t xml:space="preserve"> Q3: Why did you use GUIDs as primary keys?</w:t>
+        <w:t xml:space="preserve"> Q2: </w:t>
+      </w:r>
+      <w:proofErr w:type="spellStart"/>
+      <w:r>
+        <w:rPr>
+          <w:b/>
+          <w:bCs/>
+        </w:rPr>
+        <w:t>How</w:t>
+      </w:r>
+      <w:proofErr w:type="spellEnd"/>
+      <w:r>
+        <w:rPr>
+          <w:b/>
+          <w:bCs/>
+        </w:rPr>
+        <w:t xml:space="preserve"> </w:t>
+      </w:r>
+      <w:proofErr w:type="spellStart"/>
+      <w:r>
+        <w:rPr>
+          <w:b/>
+          <w:bCs/>
+        </w:rPr>
+        <w:t>are</w:t>
+      </w:r>
+      <w:proofErr w:type="spellEnd"/>
+      <w:r>
+        <w:rPr>
+          <w:b/>
+          <w:bCs/>
+        </w:rPr>
+        <w:t xml:space="preserve"> </w:t>
+      </w:r>
+      <w:proofErr w:type="spellStart"/>
+      <w:r>
+        <w:rPr>
+          <w:b/>
+          <w:bCs/>
+        </w:rPr>
+        <w:t>relationships</w:t>
+      </w:r>
+      <w:proofErr w:type="spellEnd"/>
+      <w:r>
+        <w:rPr>
+          <w:b/>
+          <w:bCs/>
+        </w:rPr>
+        <w:t xml:space="preserve"> </w:t>
+      </w:r>
+      <w:proofErr w:type="spellStart"/>
+      <w:r>
+        <w:rPr>
+          <w:b/>
+          <w:bCs/>
+        </w:rPr>
+        <w:t>handled</w:t>
+      </w:r>
+      <w:proofErr w:type="spellEnd"/>
+      <w:r>
+        <w:rPr>
+          <w:b/>
+          <w:bCs/>
+        </w:rPr>
+        <w:t xml:space="preserve"> in </w:t>
+      </w:r>
+      <w:proofErr w:type="spellStart"/>
+      <w:r>
+        <w:rPr>
+          <w:b/>
+          <w:bCs/>
+        </w:rPr>
+        <w:t>your</w:t>
+      </w:r>
+      <w:proofErr w:type="spellEnd"/>
+      <w:r>
+        <w:rPr>
+          <w:b/>
+          <w:bCs/>
+        </w:rPr>
+        <w:t xml:space="preserve"> </w:t>
+      </w:r>
+      <w:proofErr w:type="spellStart"/>
+      <w:r>
+        <w:rPr>
+          <w:b/>
+          <w:bCs/>
+        </w:rPr>
+        <w:t>database</w:t>
+      </w:r>
+      <w:proofErr w:type="spellEnd"/>
+      <w:r>
+        <w:rPr>
+          <w:b/>
+          <w:bCs/>
+        </w:rPr>
+        <w:t>?</w:t>
       </w:r>
     </w:p>
     <w:p>
-      <w:r>
-        <w:rPr>
-          <w:b/>
-          <w:bCs/>
-        </w:rPr>
-        <w:t>Answer:</w:t>
-      </w:r>
-      <w:r>
-        <w:br/>
-        <w:t>GUIDs are used as primary keys to ensure global uniqueness across the system. This is especially useful in distributed systems and prevents ID collisions. It also improves security by making it harder to guess valid IDs compared to incremental integers.</w:t>
+      <w:pPr>
+        <w:rPr>
+          <w:b/>
+          <w:bCs/>
+        </w:rPr>
+      </w:pPr>
+      <w:r>
+        <w:rPr>
+          <w:rFonts w:ascii="Segoe UI Emoji" w:hAnsi="Segoe UI Emoji" w:cs="Segoe UI Emoji"/>
+          <w:b/>
+          <w:bCs/>
+        </w:rPr>
+        <w:t>❓</w:t>
+      </w:r>
+      <w:r>
+        <w:rPr>
+          <w:b/>
+          <w:bCs/>
+        </w:rPr>
+        <w:t xml:space="preserve"> Q3: </w:t>
+      </w:r>
+      <w:proofErr w:type="spellStart"/>
+      <w:r>
+        <w:rPr>
+          <w:b/>
+          <w:bCs/>
+        </w:rPr>
+        <w:t>Why</w:t>
+      </w:r>
+      <w:proofErr w:type="spellEnd"/>
+      <w:r>
+        <w:rPr>
+          <w:b/>
+          <w:bCs/>
+        </w:rPr>
+        <w:t xml:space="preserve"> </w:t>
+      </w:r>
+      <w:proofErr w:type="spellStart"/>
+      <w:r>
+        <w:rPr>
+          <w:b/>
+          <w:bCs/>
+        </w:rPr>
+        <w:t>did</w:t>
+      </w:r>
+      <w:proofErr w:type="spellEnd"/>
+      <w:r>
+        <w:rPr>
+          <w:b/>
+          <w:bCs/>
+        </w:rPr>
+        <w:t xml:space="preserve"> </w:t>
+      </w:r>
+      <w:proofErr w:type="spellStart"/>
+      <w:r>
+        <w:rPr>
+          <w:b/>
+          <w:bCs/>
+        </w:rPr>
+        <w:t>you</w:t>
+      </w:r>
+      <w:proofErr w:type="spellEnd"/>
+      <w:r>
+        <w:rPr>
+          <w:b/>
+          <w:bCs/>
+        </w:rPr>
+        <w:t xml:space="preserve"> </w:t>
+      </w:r>
+      <w:proofErr w:type="spellStart"/>
+      <w:r>
+        <w:rPr>
+          <w:b/>
+          <w:bCs/>
+        </w:rPr>
+        <w:t>use</w:t>
+      </w:r>
+      <w:proofErr w:type="spellEnd"/>
+      <w:r>
+        <w:rPr>
+          <w:b/>
+          <w:bCs/>
+        </w:rPr>
+        <w:t xml:space="preserve"> </w:t>
+      </w:r>
+      <w:proofErr w:type="spellStart"/>
+      <w:r>
+        <w:rPr>
+          <w:b/>
+          <w:bCs/>
+        </w:rPr>
+        <w:t>GUIDs</w:t>
+      </w:r>
+      <w:proofErr w:type="spellEnd"/>
+      <w:r>
+        <w:rPr>
+          <w:b/>
+          <w:bCs/>
+        </w:rPr>
+        <w:t xml:space="preserve"> </w:t>
+      </w:r>
+      <w:proofErr w:type="spellStart"/>
+      <w:r>
+        <w:rPr>
+          <w:b/>
+          <w:bCs/>
+        </w:rPr>
+        <w:t>as</w:t>
+      </w:r>
+      <w:proofErr w:type="spellEnd"/>
+      <w:r>
+        <w:rPr>
+          <w:b/>
+          <w:bCs/>
+        </w:rPr>
+        <w:t xml:space="preserve"> </w:t>
+      </w:r>
+      <w:proofErr w:type="spellStart"/>
+      <w:r>
+        <w:rPr>
+          <w:b/>
+          <w:bCs/>
+        </w:rPr>
+        <w:t>primary</w:t>
+      </w:r>
+      <w:proofErr w:type="spellEnd"/>
+      <w:r>
+        <w:rPr>
+          <w:b/>
+          <w:bCs/>
+        </w:rPr>
+        <w:t xml:space="preserve"> </w:t>
+      </w:r>
+      <w:proofErr w:type="spellStart"/>
+      <w:r>
+        <w:rPr>
+          <w:b/>
+          <w:bCs/>
+        </w:rPr>
+        <w:t>keys</w:t>
+      </w:r>
+      <w:proofErr w:type="spellEnd"/>
+      <w:r>
+        <w:rPr>
+          <w:b/>
+          <w:bCs/>
+        </w:rPr>
+        <w:t>?</w:t>
       </w:r>
     </w:p>
     <w:p/>
@@ -1014,6 +1813,7 @@
   <w:style w:type="character" w:default="1" w:styleId="Bekezdsalapbettpusa">
     <w:name w:val="Default Paragraph Font"/>
     <w:uiPriority w:val="1"/>
+    <w:semiHidden/>
     <w:unhideWhenUsed/>
   </w:style>
   <w:style w:type="table" w:default="1" w:styleId="Normltblzat">

--- a/Angol nyelvű kérdések a védő prezentációhoz.docx
+++ b/Angol nyelvű kérdések a védő prezentációhoz.docx
@@ -11,18 +11,10 @@
       </w:pPr>
       <w:r>
         <w:rPr>
-          <w:rFonts w:ascii="Segoe UI Emoji" w:hAnsi="Segoe UI Emoji" w:cs="Segoe UI Emoji"/>
-          <w:b/>
-          <w:bCs/>
-        </w:rPr>
-        <w:t>🔵</w:t>
-      </w:r>
-      <w:r>
-        <w:rPr>
-          <w:b/>
-          <w:bCs/>
-        </w:rPr>
-        <w:t xml:space="preserve"> BACKEND (C# Web API)</w:t>
+          <w:b/>
+          <w:bCs/>
+        </w:rPr>
+        <w:t>BACKEND (C# Web API)</w:t>
       </w:r>
     </w:p>
     <w:p>
@@ -34,130 +26,10 @@
       </w:pPr>
       <w:r>
         <w:rPr>
-          <w:rFonts w:ascii="Segoe UI Emoji" w:hAnsi="Segoe UI Emoji" w:cs="Segoe UI Emoji"/>
-          <w:b/>
-          <w:bCs/>
-        </w:rPr>
-        <w:t>❓</w:t>
-      </w:r>
-      <w:r>
-        <w:rPr>
-          <w:b/>
-          <w:bCs/>
-        </w:rPr>
-        <w:t xml:space="preserve"> Q1: </w:t>
-      </w:r>
-      <w:proofErr w:type="spellStart"/>
-      <w:r>
-        <w:rPr>
-          <w:b/>
-          <w:bCs/>
-        </w:rPr>
-        <w:t>What</w:t>
-      </w:r>
-      <w:proofErr w:type="spellEnd"/>
-      <w:r>
-        <w:rPr>
-          <w:b/>
-          <w:bCs/>
-        </w:rPr>
-        <w:t xml:space="preserve"> </w:t>
-      </w:r>
-      <w:proofErr w:type="spellStart"/>
-      <w:r>
-        <w:rPr>
-          <w:b/>
-          <w:bCs/>
-        </w:rPr>
-        <w:t>architecture</w:t>
-      </w:r>
-      <w:proofErr w:type="spellEnd"/>
-      <w:r>
-        <w:rPr>
-          <w:b/>
-          <w:bCs/>
-        </w:rPr>
-        <w:t xml:space="preserve"> and </w:t>
-      </w:r>
-      <w:proofErr w:type="spellStart"/>
-      <w:r>
-        <w:rPr>
-          <w:b/>
-          <w:bCs/>
-        </w:rPr>
-        <w:t>technologies</w:t>
-      </w:r>
-      <w:proofErr w:type="spellEnd"/>
-      <w:r>
-        <w:rPr>
-          <w:b/>
-          <w:bCs/>
-        </w:rPr>
-        <w:t xml:space="preserve"> </w:t>
-      </w:r>
-      <w:proofErr w:type="spellStart"/>
-      <w:r>
-        <w:rPr>
-          <w:b/>
-          <w:bCs/>
-        </w:rPr>
-        <w:t>did</w:t>
-      </w:r>
-      <w:proofErr w:type="spellEnd"/>
-      <w:r>
-        <w:rPr>
-          <w:b/>
-          <w:bCs/>
-        </w:rPr>
-        <w:t xml:space="preserve"> </w:t>
-      </w:r>
-      <w:proofErr w:type="spellStart"/>
-      <w:r>
-        <w:rPr>
-          <w:b/>
-          <w:bCs/>
-        </w:rPr>
-        <w:t>you</w:t>
-      </w:r>
-      <w:proofErr w:type="spellEnd"/>
-      <w:r>
-        <w:rPr>
-          <w:b/>
-          <w:bCs/>
-        </w:rPr>
-        <w:t xml:space="preserve"> </w:t>
-      </w:r>
-      <w:proofErr w:type="spellStart"/>
-      <w:r>
-        <w:rPr>
-          <w:b/>
-          <w:bCs/>
-        </w:rPr>
-        <w:t>use</w:t>
-      </w:r>
-      <w:proofErr w:type="spellEnd"/>
-      <w:r>
-        <w:rPr>
-          <w:b/>
-          <w:bCs/>
-        </w:rPr>
-        <w:t xml:space="preserve"> in </w:t>
-      </w:r>
-      <w:proofErr w:type="spellStart"/>
-      <w:r>
-        <w:rPr>
-          <w:b/>
-          <w:bCs/>
-        </w:rPr>
-        <w:t>the</w:t>
-      </w:r>
-      <w:proofErr w:type="spellEnd"/>
-      <w:r>
-        <w:rPr>
-          <w:b/>
-          <w:bCs/>
-        </w:rPr>
-        <w:t xml:space="preserve"> backend?</w:t>
+          <w:b/>
+          <w:bCs/>
+        </w:rPr>
+        <w:t>Q1: What architecture and technologies did you use in the backend?</w:t>
       </w:r>
     </w:p>
     <w:p>
@@ -169,114 +41,10 @@
       </w:pPr>
       <w:r>
         <w:rPr>
-          <w:rFonts w:ascii="Segoe UI Emoji" w:hAnsi="Segoe UI Emoji" w:cs="Segoe UI Emoji"/>
-          <w:b/>
-          <w:bCs/>
-        </w:rPr>
-        <w:t>❓</w:t>
-      </w:r>
-      <w:r>
-        <w:rPr>
-          <w:b/>
-          <w:bCs/>
-        </w:rPr>
-        <w:t xml:space="preserve"> Q2: </w:t>
-      </w:r>
-      <w:proofErr w:type="spellStart"/>
-      <w:r>
-        <w:rPr>
-          <w:b/>
-          <w:bCs/>
-        </w:rPr>
-        <w:t>How</w:t>
-      </w:r>
-      <w:proofErr w:type="spellEnd"/>
-      <w:r>
-        <w:rPr>
-          <w:b/>
-          <w:bCs/>
-        </w:rPr>
-        <w:t xml:space="preserve"> </w:t>
-      </w:r>
-      <w:proofErr w:type="spellStart"/>
-      <w:r>
-        <w:rPr>
-          <w:b/>
-          <w:bCs/>
-        </w:rPr>
-        <w:t>does</w:t>
-      </w:r>
-      <w:proofErr w:type="spellEnd"/>
-      <w:r>
-        <w:rPr>
-          <w:b/>
-          <w:bCs/>
-        </w:rPr>
-        <w:t xml:space="preserve"> </w:t>
-      </w:r>
-      <w:proofErr w:type="spellStart"/>
-      <w:r>
-        <w:rPr>
-          <w:b/>
-          <w:bCs/>
-        </w:rPr>
-        <w:t>authentication</w:t>
-      </w:r>
-      <w:proofErr w:type="spellEnd"/>
-      <w:r>
-        <w:rPr>
-          <w:b/>
-          <w:bCs/>
-        </w:rPr>
-        <w:t xml:space="preserve"> </w:t>
-      </w:r>
-      <w:proofErr w:type="spellStart"/>
-      <w:r>
-        <w:rPr>
-          <w:b/>
-          <w:bCs/>
-        </w:rPr>
-        <w:t>work</w:t>
-      </w:r>
-      <w:proofErr w:type="spellEnd"/>
-      <w:r>
-        <w:rPr>
-          <w:b/>
-          <w:bCs/>
-        </w:rPr>
-        <w:t xml:space="preserve"> in </w:t>
-      </w:r>
-      <w:proofErr w:type="spellStart"/>
-      <w:r>
-        <w:rPr>
-          <w:b/>
-          <w:bCs/>
-        </w:rPr>
-        <w:t>your</w:t>
-      </w:r>
-      <w:proofErr w:type="spellEnd"/>
-      <w:r>
-        <w:rPr>
-          <w:b/>
-          <w:bCs/>
-        </w:rPr>
-        <w:t xml:space="preserve"> </w:t>
-      </w:r>
-      <w:proofErr w:type="spellStart"/>
-      <w:r>
-        <w:rPr>
-          <w:b/>
-          <w:bCs/>
-        </w:rPr>
-        <w:t>system</w:t>
-      </w:r>
-      <w:proofErr w:type="spellEnd"/>
-      <w:r>
-        <w:rPr>
-          <w:b/>
-          <w:bCs/>
-        </w:rPr>
-        <w:t>?</w:t>
+          <w:b/>
+          <w:bCs/>
+        </w:rPr>
+        <w:t>Q2: How does authentication work in your system?</w:t>
       </w:r>
     </w:p>
     <w:p>
@@ -288,130 +56,10 @@
       </w:pPr>
       <w:r>
         <w:rPr>
-          <w:rFonts w:ascii="Segoe UI Emoji" w:hAnsi="Segoe UI Emoji" w:cs="Segoe UI Emoji"/>
-          <w:b/>
-          <w:bCs/>
-        </w:rPr>
-        <w:t>❓</w:t>
-      </w:r>
-      <w:r>
-        <w:rPr>
-          <w:b/>
-          <w:bCs/>
-        </w:rPr>
-        <w:t xml:space="preserve"> Q3: </w:t>
-      </w:r>
-      <w:proofErr w:type="spellStart"/>
-      <w:r>
-        <w:rPr>
-          <w:b/>
-          <w:bCs/>
-        </w:rPr>
-        <w:t>How</w:t>
-      </w:r>
-      <w:proofErr w:type="spellEnd"/>
-      <w:r>
-        <w:rPr>
-          <w:b/>
-          <w:bCs/>
-        </w:rPr>
-        <w:t xml:space="preserve"> </w:t>
-      </w:r>
-      <w:proofErr w:type="spellStart"/>
-      <w:r>
-        <w:rPr>
-          <w:b/>
-          <w:bCs/>
-        </w:rPr>
-        <w:t>do</w:t>
-      </w:r>
-      <w:proofErr w:type="spellEnd"/>
-      <w:r>
-        <w:rPr>
-          <w:b/>
-          <w:bCs/>
-        </w:rPr>
-        <w:t xml:space="preserve"> </w:t>
-      </w:r>
-      <w:proofErr w:type="spellStart"/>
-      <w:r>
-        <w:rPr>
-          <w:b/>
-          <w:bCs/>
-        </w:rPr>
-        <w:t>you</w:t>
-      </w:r>
-      <w:proofErr w:type="spellEnd"/>
-      <w:r>
-        <w:rPr>
-          <w:b/>
-          <w:bCs/>
-        </w:rPr>
-        <w:t xml:space="preserve"> </w:t>
-      </w:r>
-      <w:proofErr w:type="spellStart"/>
-      <w:r>
-        <w:rPr>
-          <w:b/>
-          <w:bCs/>
-        </w:rPr>
-        <w:t>handle</w:t>
-      </w:r>
-      <w:proofErr w:type="spellEnd"/>
-      <w:r>
-        <w:rPr>
-          <w:b/>
-          <w:bCs/>
-        </w:rPr>
-        <w:t xml:space="preserve"> user-</w:t>
-      </w:r>
-      <w:proofErr w:type="spellStart"/>
-      <w:r>
-        <w:rPr>
-          <w:b/>
-          <w:bCs/>
-        </w:rPr>
-        <w:t>related</w:t>
-      </w:r>
-      <w:proofErr w:type="spellEnd"/>
-      <w:r>
-        <w:rPr>
-          <w:b/>
-          <w:bCs/>
-        </w:rPr>
-        <w:t xml:space="preserve"> </w:t>
-      </w:r>
-      <w:proofErr w:type="spellStart"/>
-      <w:r>
-        <w:rPr>
-          <w:b/>
-          <w:bCs/>
-        </w:rPr>
-        <w:t>operations</w:t>
-      </w:r>
-      <w:proofErr w:type="spellEnd"/>
-      <w:r>
-        <w:rPr>
-          <w:b/>
-          <w:bCs/>
-        </w:rPr>
-        <w:t xml:space="preserve"> in </w:t>
-      </w:r>
-      <w:proofErr w:type="spellStart"/>
-      <w:r>
-        <w:rPr>
-          <w:b/>
-          <w:bCs/>
-        </w:rPr>
-        <w:t>the</w:t>
-      </w:r>
-      <w:proofErr w:type="spellEnd"/>
-      <w:r>
-        <w:rPr>
-          <w:b/>
-          <w:bCs/>
-        </w:rPr>
-        <w:t xml:space="preserve"> backend?</w:t>
+          <w:b/>
+          <w:bCs/>
+        </w:rPr>
+        <w:t>Q3: How do you handle user-related operations in the backend?</w:t>
       </w:r>
     </w:p>
     <w:p/>
@@ -424,18 +72,10 @@
       </w:pPr>
       <w:r>
         <w:rPr>
-          <w:rFonts w:ascii="Segoe UI Emoji" w:hAnsi="Segoe UI Emoji" w:cs="Segoe UI Emoji"/>
-          <w:b/>
-          <w:bCs/>
-        </w:rPr>
-        <w:t>🟢</w:t>
-      </w:r>
-      <w:r>
-        <w:rPr>
-          <w:b/>
-          <w:bCs/>
-        </w:rPr>
-        <w:t xml:space="preserve"> FRONTEND (React)</w:t>
+          <w:b/>
+          <w:bCs/>
+        </w:rPr>
+        <w:t>FRONTEND (React)</w:t>
       </w:r>
     </w:p>
     <w:p>
@@ -447,82 +87,10 @@
       </w:pPr>
       <w:r>
         <w:rPr>
-          <w:rFonts w:ascii="Segoe UI Emoji" w:hAnsi="Segoe UI Emoji" w:cs="Segoe UI Emoji"/>
-          <w:b/>
-          <w:bCs/>
-        </w:rPr>
-        <w:t>❓</w:t>
-      </w:r>
-      <w:r>
-        <w:rPr>
-          <w:b/>
-          <w:bCs/>
-        </w:rPr>
-        <w:t xml:space="preserve"> Q1: </w:t>
-      </w:r>
-      <w:proofErr w:type="spellStart"/>
-      <w:r>
-        <w:rPr>
-          <w:b/>
-          <w:bCs/>
-        </w:rPr>
-        <w:t>How</w:t>
-      </w:r>
-      <w:proofErr w:type="spellEnd"/>
-      <w:r>
-        <w:rPr>
-          <w:b/>
-          <w:bCs/>
-        </w:rPr>
-        <w:t xml:space="preserve"> is </w:t>
-      </w:r>
-      <w:proofErr w:type="spellStart"/>
-      <w:r>
-        <w:rPr>
-          <w:b/>
-          <w:bCs/>
-        </w:rPr>
-        <w:t>authentication</w:t>
-      </w:r>
-      <w:proofErr w:type="spellEnd"/>
-      <w:r>
-        <w:rPr>
-          <w:b/>
-          <w:bCs/>
-        </w:rPr>
-        <w:t xml:space="preserve"> </w:t>
-      </w:r>
-      <w:proofErr w:type="spellStart"/>
-      <w:r>
-        <w:rPr>
-          <w:b/>
-          <w:bCs/>
-        </w:rPr>
-        <w:t>handled</w:t>
-      </w:r>
-      <w:proofErr w:type="spellEnd"/>
-      <w:r>
-        <w:rPr>
-          <w:b/>
-          <w:bCs/>
-        </w:rPr>
-        <w:t xml:space="preserve"> on </w:t>
-      </w:r>
-      <w:proofErr w:type="spellStart"/>
-      <w:r>
-        <w:rPr>
-          <w:b/>
-          <w:bCs/>
-        </w:rPr>
-        <w:t>the</w:t>
-      </w:r>
-      <w:proofErr w:type="spellEnd"/>
-      <w:r>
-        <w:rPr>
-          <w:b/>
-          <w:bCs/>
-        </w:rPr>
-        <w:t xml:space="preserve"> frontend?</w:t>
+          <w:b/>
+          <w:bCs/>
+        </w:rPr>
+        <w:t>Q1: How is authentication handled on the frontend?</w:t>
       </w:r>
     </w:p>
     <w:p>
@@ -534,130 +102,10 @@
       </w:pPr>
       <w:r>
         <w:rPr>
-          <w:rFonts w:ascii="Segoe UI Emoji" w:hAnsi="Segoe UI Emoji" w:cs="Segoe UI Emoji"/>
-          <w:b/>
-          <w:bCs/>
-        </w:rPr>
-        <w:t>❓</w:t>
-      </w:r>
-      <w:r>
-        <w:rPr>
-          <w:b/>
-          <w:bCs/>
-        </w:rPr>
-        <w:t xml:space="preserve"> Q2: </w:t>
-      </w:r>
-      <w:proofErr w:type="spellStart"/>
-      <w:r>
-        <w:rPr>
-          <w:b/>
-          <w:bCs/>
-        </w:rPr>
-        <w:t>How</w:t>
-      </w:r>
-      <w:proofErr w:type="spellEnd"/>
-      <w:r>
-        <w:rPr>
-          <w:b/>
-          <w:bCs/>
-        </w:rPr>
-        <w:t xml:space="preserve"> </w:t>
-      </w:r>
-      <w:proofErr w:type="spellStart"/>
-      <w:r>
-        <w:rPr>
-          <w:b/>
-          <w:bCs/>
-        </w:rPr>
-        <w:t>do</w:t>
-      </w:r>
-      <w:proofErr w:type="spellEnd"/>
-      <w:r>
-        <w:rPr>
-          <w:b/>
-          <w:bCs/>
-        </w:rPr>
-        <w:t xml:space="preserve"> </w:t>
-      </w:r>
-      <w:proofErr w:type="spellStart"/>
-      <w:r>
-        <w:rPr>
-          <w:b/>
-          <w:bCs/>
-        </w:rPr>
-        <w:t>you</w:t>
-      </w:r>
-      <w:proofErr w:type="spellEnd"/>
-      <w:r>
-        <w:rPr>
-          <w:b/>
-          <w:bCs/>
-        </w:rPr>
-        <w:t xml:space="preserve"> </w:t>
-      </w:r>
-      <w:proofErr w:type="spellStart"/>
-      <w:r>
-        <w:rPr>
-          <w:b/>
-          <w:bCs/>
-        </w:rPr>
-        <w:t>protect</w:t>
-      </w:r>
-      <w:proofErr w:type="spellEnd"/>
-      <w:r>
-        <w:rPr>
-          <w:b/>
-          <w:bCs/>
-        </w:rPr>
-        <w:t xml:space="preserve"> </w:t>
-      </w:r>
-      <w:proofErr w:type="spellStart"/>
-      <w:r>
-        <w:rPr>
-          <w:b/>
-          <w:bCs/>
-        </w:rPr>
-        <w:t>routes</w:t>
-      </w:r>
-      <w:proofErr w:type="spellEnd"/>
-      <w:r>
-        <w:rPr>
-          <w:b/>
-          <w:bCs/>
-        </w:rPr>
-        <w:t xml:space="preserve"> in </w:t>
-      </w:r>
-      <w:proofErr w:type="spellStart"/>
-      <w:r>
-        <w:rPr>
-          <w:b/>
-          <w:bCs/>
-        </w:rPr>
-        <w:t>your</w:t>
-      </w:r>
-      <w:proofErr w:type="spellEnd"/>
-      <w:r>
-        <w:rPr>
-          <w:b/>
-          <w:bCs/>
-        </w:rPr>
-        <w:t xml:space="preserve"> </w:t>
-      </w:r>
-      <w:proofErr w:type="spellStart"/>
-      <w:r>
-        <w:rPr>
-          <w:b/>
-          <w:bCs/>
-        </w:rPr>
-        <w:t>application</w:t>
-      </w:r>
-      <w:proofErr w:type="spellEnd"/>
-      <w:r>
-        <w:rPr>
-          <w:b/>
-          <w:bCs/>
-        </w:rPr>
-        <w:t>?</w:t>
+          <w:b/>
+          <w:bCs/>
+        </w:rPr>
+        <w:t>Q2: How do you protect routes in your application?</w:t>
       </w:r>
     </w:p>
     <w:p>
@@ -669,114 +117,10 @@
       </w:pPr>
       <w:r>
         <w:rPr>
-          <w:rFonts w:ascii="Segoe UI Emoji" w:hAnsi="Segoe UI Emoji" w:cs="Segoe UI Emoji"/>
-          <w:b/>
-          <w:bCs/>
-        </w:rPr>
-        <w:t>❓</w:t>
-      </w:r>
-      <w:r>
-        <w:rPr>
-          <w:b/>
-          <w:bCs/>
-        </w:rPr>
-        <w:t xml:space="preserve"> Q3: </w:t>
-      </w:r>
-      <w:proofErr w:type="spellStart"/>
-      <w:r>
-        <w:rPr>
-          <w:b/>
-          <w:bCs/>
-        </w:rPr>
-        <w:t>How</w:t>
-      </w:r>
-      <w:proofErr w:type="spellEnd"/>
-      <w:r>
-        <w:rPr>
-          <w:b/>
-          <w:bCs/>
-        </w:rPr>
-        <w:t xml:space="preserve"> </w:t>
-      </w:r>
-      <w:proofErr w:type="spellStart"/>
-      <w:r>
-        <w:rPr>
-          <w:b/>
-          <w:bCs/>
-        </w:rPr>
-        <w:t>does</w:t>
-      </w:r>
-      <w:proofErr w:type="spellEnd"/>
-      <w:r>
-        <w:rPr>
-          <w:b/>
-          <w:bCs/>
-        </w:rPr>
-        <w:t xml:space="preserve"> </w:t>
-      </w:r>
-      <w:proofErr w:type="spellStart"/>
-      <w:r>
-        <w:rPr>
-          <w:b/>
-          <w:bCs/>
-        </w:rPr>
-        <w:t>the</w:t>
-      </w:r>
-      <w:proofErr w:type="spellEnd"/>
-      <w:r>
-        <w:rPr>
-          <w:b/>
-          <w:bCs/>
-        </w:rPr>
-        <w:t xml:space="preserve"> frontend </w:t>
-      </w:r>
-      <w:proofErr w:type="spellStart"/>
-      <w:r>
-        <w:rPr>
-          <w:b/>
-          <w:bCs/>
-        </w:rPr>
-        <w:t>communicate</w:t>
-      </w:r>
-      <w:proofErr w:type="spellEnd"/>
-      <w:r>
-        <w:rPr>
-          <w:b/>
-          <w:bCs/>
-        </w:rPr>
-        <w:t xml:space="preserve"> </w:t>
-      </w:r>
-      <w:proofErr w:type="spellStart"/>
-      <w:r>
-        <w:rPr>
-          <w:b/>
-          <w:bCs/>
-        </w:rPr>
-        <w:t>with</w:t>
-      </w:r>
-      <w:proofErr w:type="spellEnd"/>
-      <w:r>
-        <w:rPr>
-          <w:b/>
-          <w:bCs/>
-        </w:rPr>
-        <w:t xml:space="preserve"> </w:t>
-      </w:r>
-      <w:proofErr w:type="spellStart"/>
-      <w:r>
-        <w:rPr>
-          <w:b/>
-          <w:bCs/>
-        </w:rPr>
-        <w:t>the</w:t>
-      </w:r>
-      <w:proofErr w:type="spellEnd"/>
-      <w:r>
-        <w:rPr>
-          <w:b/>
-          <w:bCs/>
-        </w:rPr>
-        <w:t xml:space="preserve"> backend?</w:t>
+          <w:b/>
+          <w:bCs/>
+        </w:rPr>
+        <w:t>Q3: How does the frontend communicate with the backend?</w:t>
       </w:r>
     </w:p>
     <w:p>
@@ -796,34 +140,10 @@
       </w:pPr>
       <w:r>
         <w:rPr>
-          <w:rFonts w:ascii="Segoe UI Emoji" w:hAnsi="Segoe UI Emoji" w:cs="Segoe UI Emoji"/>
-          <w:b/>
-          <w:bCs/>
-        </w:rPr>
-        <w:t>🟡</w:t>
-      </w:r>
-      <w:r>
-        <w:rPr>
-          <w:b/>
-          <w:bCs/>
-        </w:rPr>
-        <w:t xml:space="preserve"> DATABASE (</w:t>
-      </w:r>
-      <w:proofErr w:type="spellStart"/>
-      <w:r>
-        <w:rPr>
-          <w:b/>
-          <w:bCs/>
-        </w:rPr>
-        <w:t>MySQL</w:t>
-      </w:r>
-      <w:proofErr w:type="spellEnd"/>
-      <w:r>
-        <w:rPr>
-          <w:b/>
-          <w:bCs/>
-        </w:rPr>
-        <w:t>)</w:t>
+          <w:b/>
+          <w:bCs/>
+        </w:rPr>
+        <w:t>DATABASE (MySQL)</w:t>
       </w:r>
     </w:p>
     <w:p>
@@ -835,98 +155,10 @@
       </w:pPr>
       <w:r>
         <w:rPr>
-          <w:rFonts w:ascii="Segoe UI Emoji" w:hAnsi="Segoe UI Emoji" w:cs="Segoe UI Emoji"/>
-          <w:b/>
-          <w:bCs/>
-        </w:rPr>
-        <w:t>❓</w:t>
-      </w:r>
-      <w:r>
-        <w:rPr>
-          <w:b/>
-          <w:bCs/>
-        </w:rPr>
-        <w:t xml:space="preserve"> Q1: </w:t>
-      </w:r>
-      <w:proofErr w:type="spellStart"/>
-      <w:r>
-        <w:rPr>
-          <w:b/>
-          <w:bCs/>
-        </w:rPr>
-        <w:t>What</w:t>
-      </w:r>
-      <w:proofErr w:type="spellEnd"/>
-      <w:r>
-        <w:rPr>
-          <w:b/>
-          <w:bCs/>
-        </w:rPr>
-        <w:t xml:space="preserve"> is </w:t>
-      </w:r>
-      <w:proofErr w:type="spellStart"/>
-      <w:r>
-        <w:rPr>
-          <w:b/>
-          <w:bCs/>
-        </w:rPr>
-        <w:t>the</w:t>
-      </w:r>
-      <w:proofErr w:type="spellEnd"/>
-      <w:r>
-        <w:rPr>
-          <w:b/>
-          <w:bCs/>
-        </w:rPr>
-        <w:t xml:space="preserve"> </w:t>
-      </w:r>
-      <w:proofErr w:type="spellStart"/>
-      <w:r>
-        <w:rPr>
-          <w:b/>
-          <w:bCs/>
-        </w:rPr>
-        <w:t>structure</w:t>
-      </w:r>
-      <w:proofErr w:type="spellEnd"/>
-      <w:r>
-        <w:rPr>
-          <w:b/>
-          <w:bCs/>
-        </w:rPr>
-        <w:t xml:space="preserve"> of </w:t>
-      </w:r>
-      <w:proofErr w:type="spellStart"/>
-      <w:r>
-        <w:rPr>
-          <w:b/>
-          <w:bCs/>
-        </w:rPr>
-        <w:t>your</w:t>
-      </w:r>
-      <w:proofErr w:type="spellEnd"/>
-      <w:r>
-        <w:rPr>
-          <w:b/>
-          <w:bCs/>
-        </w:rPr>
-        <w:t xml:space="preserve"> </w:t>
-      </w:r>
-      <w:proofErr w:type="spellStart"/>
-      <w:r>
-        <w:rPr>
-          <w:b/>
-          <w:bCs/>
-        </w:rPr>
-        <w:t>database</w:t>
-      </w:r>
-      <w:proofErr w:type="spellEnd"/>
-      <w:r>
-        <w:rPr>
-          <w:b/>
-          <w:bCs/>
-        </w:rPr>
-        <w:t>?</w:t>
+          <w:b/>
+          <w:bCs/>
+        </w:rPr>
+        <w:t>Q1: What is the structure of your database?</w:t>
       </w:r>
     </w:p>
     <w:p>
@@ -938,114 +170,10 @@
       </w:pPr>
       <w:r>
         <w:rPr>
-          <w:rFonts w:ascii="Segoe UI Emoji" w:hAnsi="Segoe UI Emoji" w:cs="Segoe UI Emoji"/>
-          <w:b/>
-          <w:bCs/>
-        </w:rPr>
-        <w:t>❓</w:t>
-      </w:r>
-      <w:r>
-        <w:rPr>
-          <w:b/>
-          <w:bCs/>
-        </w:rPr>
-        <w:t xml:space="preserve"> Q2: </w:t>
-      </w:r>
-      <w:proofErr w:type="spellStart"/>
-      <w:r>
-        <w:rPr>
-          <w:b/>
-          <w:bCs/>
-        </w:rPr>
-        <w:t>How</w:t>
-      </w:r>
-      <w:proofErr w:type="spellEnd"/>
-      <w:r>
-        <w:rPr>
-          <w:b/>
-          <w:bCs/>
-        </w:rPr>
-        <w:t xml:space="preserve"> </w:t>
-      </w:r>
-      <w:proofErr w:type="spellStart"/>
-      <w:r>
-        <w:rPr>
-          <w:b/>
-          <w:bCs/>
-        </w:rPr>
-        <w:t>are</w:t>
-      </w:r>
-      <w:proofErr w:type="spellEnd"/>
-      <w:r>
-        <w:rPr>
-          <w:b/>
-          <w:bCs/>
-        </w:rPr>
-        <w:t xml:space="preserve"> </w:t>
-      </w:r>
-      <w:proofErr w:type="spellStart"/>
-      <w:r>
-        <w:rPr>
-          <w:b/>
-          <w:bCs/>
-        </w:rPr>
-        <w:t>relationships</w:t>
-      </w:r>
-      <w:proofErr w:type="spellEnd"/>
-      <w:r>
-        <w:rPr>
-          <w:b/>
-          <w:bCs/>
-        </w:rPr>
-        <w:t xml:space="preserve"> </w:t>
-      </w:r>
-      <w:proofErr w:type="spellStart"/>
-      <w:r>
-        <w:rPr>
-          <w:b/>
-          <w:bCs/>
-        </w:rPr>
-        <w:t>handled</w:t>
-      </w:r>
-      <w:proofErr w:type="spellEnd"/>
-      <w:r>
-        <w:rPr>
-          <w:b/>
-          <w:bCs/>
-        </w:rPr>
-        <w:t xml:space="preserve"> in </w:t>
-      </w:r>
-      <w:proofErr w:type="spellStart"/>
-      <w:r>
-        <w:rPr>
-          <w:b/>
-          <w:bCs/>
-        </w:rPr>
-        <w:t>your</w:t>
-      </w:r>
-      <w:proofErr w:type="spellEnd"/>
-      <w:r>
-        <w:rPr>
-          <w:b/>
-          <w:bCs/>
-        </w:rPr>
-        <w:t xml:space="preserve"> </w:t>
-      </w:r>
-      <w:proofErr w:type="spellStart"/>
-      <w:r>
-        <w:rPr>
-          <w:b/>
-          <w:bCs/>
-        </w:rPr>
-        <w:t>database</w:t>
-      </w:r>
-      <w:proofErr w:type="spellEnd"/>
-      <w:r>
-        <w:rPr>
-          <w:b/>
-          <w:bCs/>
-        </w:rPr>
-        <w:t>?</w:t>
+          <w:b/>
+          <w:bCs/>
+        </w:rPr>
+        <w:t>Q2: How are relationships handled in your database?</w:t>
       </w:r>
     </w:p>
     <w:p>
@@ -1057,146 +185,10 @@
       </w:pPr>
       <w:r>
         <w:rPr>
-          <w:rFonts w:ascii="Segoe UI Emoji" w:hAnsi="Segoe UI Emoji" w:cs="Segoe UI Emoji"/>
-          <w:b/>
-          <w:bCs/>
-        </w:rPr>
-        <w:t>❓</w:t>
-      </w:r>
-      <w:r>
-        <w:rPr>
-          <w:b/>
-          <w:bCs/>
-        </w:rPr>
-        <w:t xml:space="preserve"> Q3: </w:t>
-      </w:r>
-      <w:proofErr w:type="spellStart"/>
-      <w:r>
-        <w:rPr>
-          <w:b/>
-          <w:bCs/>
-        </w:rPr>
-        <w:t>Why</w:t>
-      </w:r>
-      <w:proofErr w:type="spellEnd"/>
-      <w:r>
-        <w:rPr>
-          <w:b/>
-          <w:bCs/>
-        </w:rPr>
-        <w:t xml:space="preserve"> </w:t>
-      </w:r>
-      <w:proofErr w:type="spellStart"/>
-      <w:r>
-        <w:rPr>
-          <w:b/>
-          <w:bCs/>
-        </w:rPr>
-        <w:t>did</w:t>
-      </w:r>
-      <w:proofErr w:type="spellEnd"/>
-      <w:r>
-        <w:rPr>
-          <w:b/>
-          <w:bCs/>
-        </w:rPr>
-        <w:t xml:space="preserve"> </w:t>
-      </w:r>
-      <w:proofErr w:type="spellStart"/>
-      <w:r>
-        <w:rPr>
-          <w:b/>
-          <w:bCs/>
-        </w:rPr>
-        <w:t>you</w:t>
-      </w:r>
-      <w:proofErr w:type="spellEnd"/>
-      <w:r>
-        <w:rPr>
-          <w:b/>
-          <w:bCs/>
-        </w:rPr>
-        <w:t xml:space="preserve"> </w:t>
-      </w:r>
-      <w:proofErr w:type="spellStart"/>
-      <w:r>
-        <w:rPr>
-          <w:b/>
-          <w:bCs/>
-        </w:rPr>
-        <w:t>use</w:t>
-      </w:r>
-      <w:proofErr w:type="spellEnd"/>
-      <w:r>
-        <w:rPr>
-          <w:b/>
-          <w:bCs/>
-        </w:rPr>
-        <w:t xml:space="preserve"> </w:t>
-      </w:r>
-      <w:proofErr w:type="spellStart"/>
-      <w:r>
-        <w:rPr>
-          <w:b/>
-          <w:bCs/>
-        </w:rPr>
-        <w:t>GUIDs</w:t>
-      </w:r>
-      <w:proofErr w:type="spellEnd"/>
-      <w:r>
-        <w:rPr>
-          <w:b/>
-          <w:bCs/>
-        </w:rPr>
-        <w:t xml:space="preserve"> </w:t>
-      </w:r>
-      <w:proofErr w:type="spellStart"/>
-      <w:r>
-        <w:rPr>
-          <w:b/>
-          <w:bCs/>
-        </w:rPr>
-        <w:t>as</w:t>
-      </w:r>
-      <w:proofErr w:type="spellEnd"/>
-      <w:r>
-        <w:rPr>
-          <w:b/>
-          <w:bCs/>
-        </w:rPr>
-        <w:t xml:space="preserve"> </w:t>
-      </w:r>
-      <w:proofErr w:type="spellStart"/>
-      <w:r>
-        <w:rPr>
-          <w:b/>
-          <w:bCs/>
-        </w:rPr>
-        <w:t>primary</w:t>
-      </w:r>
-      <w:proofErr w:type="spellEnd"/>
-      <w:r>
-        <w:rPr>
-          <w:b/>
-          <w:bCs/>
-        </w:rPr>
-        <w:t xml:space="preserve"> </w:t>
-      </w:r>
-      <w:proofErr w:type="spellStart"/>
-      <w:r>
-        <w:rPr>
-          <w:b/>
-          <w:bCs/>
-        </w:rPr>
-        <w:t>keys</w:t>
-      </w:r>
-      <w:proofErr w:type="spellEnd"/>
-      <w:r>
-        <w:rPr>
-          <w:b/>
-          <w:bCs/>
-        </w:rPr>
-        <w:t>?</w:t>
+          <w:b/>
+          <w:bCs/>
+        </w:rPr>
+        <w:t>Q3: Why did you use GUIDs as primary keys?</w:t>
       </w:r>
     </w:p>
     <w:p/>
